--- a/inbox/Application Aware Networking/Book_10_Federal_Application_Aware_Networking_SIEM_XDR_Detection.docx
+++ b/inbox/Application Aware Networking/Book_10_Federal_Application_Aware_Networking_SIEM_XDR_Detection.docx
@@ -3402,7 +3402,7 @@
               </w:rPr>
               <w:drawing>
                 <wp:inline distT="0" distB="0" distL="0" distR="0" wp14:anchorId="02055E8C" wp14:editId="2308CBCC">
-                  <wp:extent cx="152400" cy="152400"/>
+                  <wp:extent cx="6858000" cy="6858000"/>
                   <wp:effectExtent l="0" t="0" r="0" b="0"/>
                   <wp:docPr id="10" name="Picture"/>
                   <wp:cNvGraphicFramePr/>
@@ -3424,7 +3424,7 @@
                         <pic:spPr bwMode="auto">
                           <a:xfrm>
                             <a:off x="0" y="0"/>
-                            <a:ext cx="152400" cy="152400"/>
+                            <a:ext cx="6858000" cy="6858000"/>
                           </a:xfrm>
                           <a:prstGeom prst="rect">
                             <a:avLst/>
@@ -3623,7 +3623,7 @@
               </w:rPr>
               <w:drawing>
                 <wp:inline distT="0" distB="0" distL="0" distR="0" wp14:anchorId="237F07A9" wp14:editId="5B55B1DD">
-                  <wp:extent cx="152400" cy="152400"/>
+                  <wp:extent cx="6858000" cy="6858000"/>
                   <wp:effectExtent l="0" t="0" r="0" b="0"/>
                   <wp:docPr id="13" name="Picture"/>
                   <wp:cNvGraphicFramePr/>
@@ -3645,7 +3645,7 @@
                         <pic:spPr bwMode="auto">
                           <a:xfrm>
                             <a:off x="0" y="0"/>
-                            <a:ext cx="152400" cy="152400"/>
+                            <a:ext cx="6858000" cy="6858000"/>
                           </a:xfrm>
                           <a:prstGeom prst="rect">
                             <a:avLst/>
@@ -4843,7 +4843,7 @@
               </w:rPr>
               <w:drawing>
                 <wp:inline distT="0" distB="0" distL="0" distR="0" wp14:anchorId="01955277" wp14:editId="58895747">
-                  <wp:extent cx="5334000" cy="2359269"/>
+                  <wp:extent cx="6858000" cy="3033346"/>
                   <wp:effectExtent l="0" t="0" r="0" b="0"/>
                   <wp:docPr id="21" name="Picture"/>
                   <wp:cNvGraphicFramePr/>
@@ -4865,7 +4865,7 @@
                         <pic:spPr bwMode="auto">
                           <a:xfrm>
                             <a:off x="0" y="0"/>
-                            <a:ext cx="5334000" cy="2359269"/>
+                            <a:ext cx="6858000" cy="3033346"/>
                           </a:xfrm>
                           <a:prstGeom prst="rect">
                             <a:avLst/>
@@ -7696,7 +7696,7 @@
               </w:rPr>
               <w:drawing>
                 <wp:inline distT="0" distB="0" distL="0" distR="0" wp14:anchorId="27E6138A" wp14:editId="408864C8">
-                  <wp:extent cx="152400" cy="152400"/>
+                  <wp:extent cx="6858000" cy="6858000"/>
                   <wp:effectExtent l="0" t="0" r="0" b="0"/>
                   <wp:docPr id="31" name="Picture"/>
                   <wp:cNvGraphicFramePr/>
@@ -7718,7 +7718,7 @@
                         <pic:spPr bwMode="auto">
                           <a:xfrm>
                             <a:off x="0" y="0"/>
-                            <a:ext cx="152400" cy="152400"/>
+                            <a:ext cx="6858000" cy="6858000"/>
                           </a:xfrm>
                           <a:prstGeom prst="rect">
                             <a:avLst/>
@@ -7890,7 +7890,7 @@
               </w:rPr>
               <w:drawing>
                 <wp:inline distT="0" distB="0" distL="0" distR="0" wp14:anchorId="4B8F29B8" wp14:editId="4E40423F">
-                  <wp:extent cx="5334000" cy="1641230"/>
+                  <wp:extent cx="6858000" cy="2110153"/>
                   <wp:effectExtent l="0" t="0" r="0" b="0"/>
                   <wp:docPr id="36" name="Picture"/>
                   <wp:cNvGraphicFramePr/>
@@ -7912,7 +7912,7 @@
                         <pic:spPr bwMode="auto">
                           <a:xfrm>
                             <a:off x="0" y="0"/>
-                            <a:ext cx="5334000" cy="1641230"/>
+                            <a:ext cx="6858000" cy="2110153"/>
                           </a:xfrm>
                           <a:prstGeom prst="rect">
                             <a:avLst/>
@@ -12094,7 +12094,7 @@
               </w:rPr>
               <w:drawing>
                 <wp:inline distT="0" distB="0" distL="0" distR="0" wp14:anchorId="123A52E4" wp14:editId="628AACCC">
-                  <wp:extent cx="5334000" cy="1641230"/>
+                  <wp:extent cx="6858000" cy="2110153"/>
                   <wp:effectExtent l="0" t="0" r="0" b="0"/>
                   <wp:docPr id="59" name="Picture"/>
                   <wp:cNvGraphicFramePr/>
@@ -12116,7 +12116,7 @@
                         <pic:spPr bwMode="auto">
                           <a:xfrm>
                             <a:off x="0" y="0"/>
-                            <a:ext cx="5334000" cy="1641230"/>
+                            <a:ext cx="6858000" cy="2110153"/>
                           </a:xfrm>
                           <a:prstGeom prst="rect">
                             <a:avLst/>
@@ -14407,7 +14407,7 @@
               </w:rPr>
               <w:drawing>
                 <wp:inline distT="0" distB="0" distL="0" distR="0" wp14:anchorId="7D14023F" wp14:editId="03A7198F">
-                  <wp:extent cx="152400" cy="152400"/>
+                  <wp:extent cx="6858000" cy="6858000"/>
                   <wp:effectExtent l="0" t="0" r="0" b="0"/>
                   <wp:docPr id="66" name="Picture"/>
                   <wp:cNvGraphicFramePr/>
@@ -14429,7 +14429,7 @@
                         <pic:spPr bwMode="auto">
                           <a:xfrm>
                             <a:off x="0" y="0"/>
-                            <a:ext cx="152400" cy="152400"/>
+                            <a:ext cx="6858000" cy="6858000"/>
                           </a:xfrm>
                           <a:prstGeom prst="rect">
                             <a:avLst/>
@@ -15394,7 +15394,7 @@
               </w:rPr>
               <w:drawing>
                 <wp:inline distT="0" distB="0" distL="0" distR="0" wp14:anchorId="3C8C415D" wp14:editId="6BB47263">
-                  <wp:extent cx="152400" cy="152400"/>
+                  <wp:extent cx="6858000" cy="6858000"/>
                   <wp:effectExtent l="0" t="0" r="0" b="0"/>
                   <wp:docPr id="72" name="Picture"/>
                   <wp:cNvGraphicFramePr/>
@@ -15416,7 +15416,7 @@
                         <pic:spPr bwMode="auto">
                           <a:xfrm>
                             <a:off x="0" y="0"/>
-                            <a:ext cx="152400" cy="152400"/>
+                            <a:ext cx="6858000" cy="6858000"/>
                           </a:xfrm>
                           <a:prstGeom prst="rect">
                             <a:avLst/>
@@ -16941,7 +16941,7 @@
               </w:rPr>
               <w:drawing>
                 <wp:inline distT="0" distB="0" distL="0" distR="0" wp14:anchorId="0495257F" wp14:editId="68CC3168">
-                  <wp:extent cx="152400" cy="152400"/>
+                  <wp:extent cx="6858000" cy="6858000"/>
                   <wp:effectExtent l="0" t="0" r="0" b="0"/>
                   <wp:docPr id="77" name="Picture"/>
                   <wp:cNvGraphicFramePr/>
@@ -16963,7 +16963,7 @@
                         <pic:spPr bwMode="auto">
                           <a:xfrm>
                             <a:off x="0" y="0"/>
-                            <a:ext cx="152400" cy="152400"/>
+                            <a:ext cx="6858000" cy="6858000"/>
                           </a:xfrm>
                           <a:prstGeom prst="rect">
                             <a:avLst/>
@@ -17107,7 +17107,7 @@
               </w:rPr>
               <w:drawing>
                 <wp:inline distT="0" distB="0" distL="0" distR="0" wp14:anchorId="7C904C6D" wp14:editId="46D0F625">
-                  <wp:extent cx="5334000" cy="3093720"/>
+                  <wp:extent cx="6858000" cy="3977640"/>
                   <wp:effectExtent l="0" t="0" r="0" b="0"/>
                   <wp:docPr id="82" name="Picture"/>
                   <wp:cNvGraphicFramePr/>
@@ -17129,7 +17129,7 @@
                         <pic:spPr bwMode="auto">
                           <a:xfrm>
                             <a:off x="0" y="0"/>
-                            <a:ext cx="5334000" cy="3093720"/>
+                            <a:ext cx="6858000" cy="3977640"/>
                           </a:xfrm>
                           <a:prstGeom prst="rect">
                             <a:avLst/>
@@ -19047,7 +19047,7 @@
               </w:rPr>
               <w:drawing>
                 <wp:inline distT="0" distB="0" distL="0" distR="0" wp14:anchorId="17509D5D" wp14:editId="0AB1B242">
-                  <wp:extent cx="152400" cy="152400"/>
+                  <wp:extent cx="6858000" cy="6858000"/>
                   <wp:effectExtent l="0" t="0" r="0" b="0"/>
                   <wp:docPr id="85" name="Picture"/>
                   <wp:cNvGraphicFramePr/>
@@ -19069,7 +19069,7 @@
                         <pic:spPr bwMode="auto">
                           <a:xfrm>
                             <a:off x="0" y="0"/>
-                            <a:ext cx="152400" cy="152400"/>
+                            <a:ext cx="6858000" cy="6858000"/>
                           </a:xfrm>
                           <a:prstGeom prst="rect">
                             <a:avLst/>
@@ -19292,7 +19292,7 @@
         <w:numRestart w:val="eachSect"/>
       </w:footnotePr>
       <w:pgSz w:w="12240" w:h="15840"/>
-      <w:pgMar w:top="1440" w:right="1440" w:bottom="1440" w:left="1440" w:header="720" w:footer="720" w:gutter="0"/>
+      <w:pgMar w:top="720" w:right="720" w:bottom="720" w:left="720" w:header="720" w:footer="720" w:gutter="0"/>
       <w:cols w:space="720"/>
     </w:sectPr>
   </w:body>

--- a/inbox/Application Aware Networking/Book_10_Federal_Application_Aware_Networking_SIEM_XDR_Detection.docx
+++ b/inbox/Application Aware Networking/Book_10_Federal_Application_Aware_Networking_SIEM_XDR_Detection.docx
@@ -3402,7 +3402,7 @@
               </w:rPr>
               <w:drawing>
                 <wp:inline distT="0" distB="0" distL="0" distR="0" wp14:anchorId="02055E8C" wp14:editId="2308CBCC">
-                  <wp:extent cx="6858000" cy="6858000"/>
+                  <wp:extent cx="304800" cy="304800"/>
                   <wp:effectExtent l="0" t="0" r="0" b="0"/>
                   <wp:docPr id="10" name="Picture"/>
                   <wp:cNvGraphicFramePr/>
@@ -3424,7 +3424,7 @@
                         <pic:spPr bwMode="auto">
                           <a:xfrm>
                             <a:off x="0" y="0"/>
-                            <a:ext cx="6858000" cy="6858000"/>
+                            <a:ext cx="304800" cy="304800"/>
                           </a:xfrm>
                           <a:prstGeom prst="rect">
                             <a:avLst/>
@@ -3623,7 +3623,7 @@
               </w:rPr>
               <w:drawing>
                 <wp:inline distT="0" distB="0" distL="0" distR="0" wp14:anchorId="237F07A9" wp14:editId="5B55B1DD">
-                  <wp:extent cx="6858000" cy="6858000"/>
+                  <wp:extent cx="304800" cy="304800"/>
                   <wp:effectExtent l="0" t="0" r="0" b="0"/>
                   <wp:docPr id="13" name="Picture"/>
                   <wp:cNvGraphicFramePr/>
@@ -3645,7 +3645,7 @@
                         <pic:spPr bwMode="auto">
                           <a:xfrm>
                             <a:off x="0" y="0"/>
-                            <a:ext cx="6858000" cy="6858000"/>
+                            <a:ext cx="304800" cy="304800"/>
                           </a:xfrm>
                           <a:prstGeom prst="rect">
                             <a:avLst/>
@@ -4843,7 +4843,7 @@
               </w:rPr>
               <w:drawing>
                 <wp:inline distT="0" distB="0" distL="0" distR="0" wp14:anchorId="01955277" wp14:editId="58895747">
-                  <wp:extent cx="6858000" cy="3033346"/>
+                  <wp:extent cx="7772400" cy="3437792"/>
                   <wp:effectExtent l="0" t="0" r="0" b="0"/>
                   <wp:docPr id="21" name="Picture"/>
                   <wp:cNvGraphicFramePr/>
@@ -4865,7 +4865,7 @@
                         <pic:spPr bwMode="auto">
                           <a:xfrm>
                             <a:off x="0" y="0"/>
-                            <a:ext cx="6858000" cy="3033346"/>
+                            <a:ext cx="7772400" cy="3437792"/>
                           </a:xfrm>
                           <a:prstGeom prst="rect">
                             <a:avLst/>
@@ -7696,7 +7696,7 @@
               </w:rPr>
               <w:drawing>
                 <wp:inline distT="0" distB="0" distL="0" distR="0" wp14:anchorId="27E6138A" wp14:editId="408864C8">
-                  <wp:extent cx="6858000" cy="6858000"/>
+                  <wp:extent cx="304800" cy="304800"/>
                   <wp:effectExtent l="0" t="0" r="0" b="0"/>
                   <wp:docPr id="31" name="Picture"/>
                   <wp:cNvGraphicFramePr/>
@@ -7718,7 +7718,7 @@
                         <pic:spPr bwMode="auto">
                           <a:xfrm>
                             <a:off x="0" y="0"/>
-                            <a:ext cx="6858000" cy="6858000"/>
+                            <a:ext cx="304800" cy="304800"/>
                           </a:xfrm>
                           <a:prstGeom prst="rect">
                             <a:avLst/>
@@ -7890,7 +7890,7 @@
               </w:rPr>
               <w:drawing>
                 <wp:inline distT="0" distB="0" distL="0" distR="0" wp14:anchorId="4B8F29B8" wp14:editId="4E40423F">
-                  <wp:extent cx="6858000" cy="2110153"/>
+                  <wp:extent cx="7772400" cy="2391507"/>
                   <wp:effectExtent l="0" t="0" r="0" b="0"/>
                   <wp:docPr id="36" name="Picture"/>
                   <wp:cNvGraphicFramePr/>
@@ -7912,7 +7912,7 @@
                         <pic:spPr bwMode="auto">
                           <a:xfrm>
                             <a:off x="0" y="0"/>
-                            <a:ext cx="6858000" cy="2110153"/>
+                            <a:ext cx="7772400" cy="2391507"/>
                           </a:xfrm>
                           <a:prstGeom prst="rect">
                             <a:avLst/>
@@ -12094,7 +12094,7 @@
               </w:rPr>
               <w:drawing>
                 <wp:inline distT="0" distB="0" distL="0" distR="0" wp14:anchorId="123A52E4" wp14:editId="628AACCC">
-                  <wp:extent cx="6858000" cy="2110153"/>
+                  <wp:extent cx="7772400" cy="2391507"/>
                   <wp:effectExtent l="0" t="0" r="0" b="0"/>
                   <wp:docPr id="59" name="Picture"/>
                   <wp:cNvGraphicFramePr/>
@@ -12116,7 +12116,7 @@
                         <pic:spPr bwMode="auto">
                           <a:xfrm>
                             <a:off x="0" y="0"/>
-                            <a:ext cx="6858000" cy="2110153"/>
+                            <a:ext cx="7772400" cy="2391507"/>
                           </a:xfrm>
                           <a:prstGeom prst="rect">
                             <a:avLst/>
@@ -14407,7 +14407,7 @@
               </w:rPr>
               <w:drawing>
                 <wp:inline distT="0" distB="0" distL="0" distR="0" wp14:anchorId="7D14023F" wp14:editId="03A7198F">
-                  <wp:extent cx="6858000" cy="6858000"/>
+                  <wp:extent cx="304800" cy="304800"/>
                   <wp:effectExtent l="0" t="0" r="0" b="0"/>
                   <wp:docPr id="66" name="Picture"/>
                   <wp:cNvGraphicFramePr/>
@@ -14429,7 +14429,7 @@
                         <pic:spPr bwMode="auto">
                           <a:xfrm>
                             <a:off x="0" y="0"/>
-                            <a:ext cx="6858000" cy="6858000"/>
+                            <a:ext cx="304800" cy="304800"/>
                           </a:xfrm>
                           <a:prstGeom prst="rect">
                             <a:avLst/>
@@ -15394,7 +15394,7 @@
               </w:rPr>
               <w:drawing>
                 <wp:inline distT="0" distB="0" distL="0" distR="0" wp14:anchorId="3C8C415D" wp14:editId="6BB47263">
-                  <wp:extent cx="6858000" cy="6858000"/>
+                  <wp:extent cx="304800" cy="304800"/>
                   <wp:effectExtent l="0" t="0" r="0" b="0"/>
                   <wp:docPr id="72" name="Picture"/>
                   <wp:cNvGraphicFramePr/>
@@ -15416,7 +15416,7 @@
                         <pic:spPr bwMode="auto">
                           <a:xfrm>
                             <a:off x="0" y="0"/>
-                            <a:ext cx="6858000" cy="6858000"/>
+                            <a:ext cx="304800" cy="304800"/>
                           </a:xfrm>
                           <a:prstGeom prst="rect">
                             <a:avLst/>
@@ -16941,7 +16941,7 @@
               </w:rPr>
               <w:drawing>
                 <wp:inline distT="0" distB="0" distL="0" distR="0" wp14:anchorId="0495257F" wp14:editId="68CC3168">
-                  <wp:extent cx="6858000" cy="6858000"/>
+                  <wp:extent cx="304800" cy="304800"/>
                   <wp:effectExtent l="0" t="0" r="0" b="0"/>
                   <wp:docPr id="77" name="Picture"/>
                   <wp:cNvGraphicFramePr/>
@@ -16963,7 +16963,7 @@
                         <pic:spPr bwMode="auto">
                           <a:xfrm>
                             <a:off x="0" y="0"/>
-                            <a:ext cx="6858000" cy="6858000"/>
+                            <a:ext cx="304800" cy="304800"/>
                           </a:xfrm>
                           <a:prstGeom prst="rect">
                             <a:avLst/>
@@ -17107,7 +17107,7 @@
               </w:rPr>
               <w:drawing>
                 <wp:inline distT="0" distB="0" distL="0" distR="0" wp14:anchorId="7C904C6D" wp14:editId="46D0F625">
-                  <wp:extent cx="6858000" cy="3977640"/>
+                  <wp:extent cx="7772400" cy="4507992"/>
                   <wp:effectExtent l="0" t="0" r="0" b="0"/>
                   <wp:docPr id="82" name="Picture"/>
                   <wp:cNvGraphicFramePr/>
@@ -17129,7 +17129,7 @@
                         <pic:spPr bwMode="auto">
                           <a:xfrm>
                             <a:off x="0" y="0"/>
-                            <a:ext cx="6858000" cy="3977640"/>
+                            <a:ext cx="7772400" cy="4507992"/>
                           </a:xfrm>
                           <a:prstGeom prst="rect">
                             <a:avLst/>
@@ -19047,7 +19047,7 @@
               </w:rPr>
               <w:drawing>
                 <wp:inline distT="0" distB="0" distL="0" distR="0" wp14:anchorId="17509D5D" wp14:editId="0AB1B242">
-                  <wp:extent cx="6858000" cy="6858000"/>
+                  <wp:extent cx="304800" cy="304800"/>
                   <wp:effectExtent l="0" t="0" r="0" b="0"/>
                   <wp:docPr id="85" name="Picture"/>
                   <wp:cNvGraphicFramePr/>
@@ -19069,7 +19069,7 @@
                         <pic:spPr bwMode="auto">
                           <a:xfrm>
                             <a:off x="0" y="0"/>
-                            <a:ext cx="6858000" cy="6858000"/>
+                            <a:ext cx="304800" cy="304800"/>
                           </a:xfrm>
                           <a:prstGeom prst="rect">
                             <a:avLst/>

--- a/inbox/Application Aware Networking/Book_10_Federal_Application_Aware_Networking_SIEM_XDR_Detection.docx
+++ b/inbox/Application Aware Networking/Book_10_Federal_Application_Aware_Networking_SIEM_XDR_Detection.docx
@@ -3402,7 +3402,7 @@
               </w:rPr>
               <w:drawing>
                 <wp:inline distT="0" distB="0" distL="0" distR="0" wp14:anchorId="02055E8C" wp14:editId="2308CBCC">
-                  <wp:extent cx="152400" cy="152400"/>
+                  <wp:extent cx="304800" cy="304800"/>
                   <wp:effectExtent l="0" t="0" r="0" b="0"/>
                   <wp:docPr id="10" name="Picture"/>
                   <wp:cNvGraphicFramePr/>
@@ -3424,7 +3424,7 @@
                         <pic:spPr bwMode="auto">
                           <a:xfrm>
                             <a:off x="0" y="0"/>
-                            <a:ext cx="152400" cy="152400"/>
+                            <a:ext cx="304800" cy="304800"/>
                           </a:xfrm>
                           <a:prstGeom prst="rect">
                             <a:avLst/>
@@ -3623,7 +3623,7 @@
               </w:rPr>
               <w:drawing>
                 <wp:inline distT="0" distB="0" distL="0" distR="0" wp14:anchorId="237F07A9" wp14:editId="5B55B1DD">
-                  <wp:extent cx="152400" cy="152400"/>
+                  <wp:extent cx="304800" cy="304800"/>
                   <wp:effectExtent l="0" t="0" r="0" b="0"/>
                   <wp:docPr id="13" name="Picture"/>
                   <wp:cNvGraphicFramePr/>
@@ -3645,7 +3645,7 @@
                         <pic:spPr bwMode="auto">
                           <a:xfrm>
                             <a:off x="0" y="0"/>
-                            <a:ext cx="152400" cy="152400"/>
+                            <a:ext cx="304800" cy="304800"/>
                           </a:xfrm>
                           <a:prstGeom prst="rect">
                             <a:avLst/>
@@ -4843,7 +4843,7 @@
               </w:rPr>
               <w:drawing>
                 <wp:inline distT="0" distB="0" distL="0" distR="0" wp14:anchorId="01955277" wp14:editId="58895747">
-                  <wp:extent cx="5334000" cy="2359269"/>
+                  <wp:extent cx="7772400" cy="3437792"/>
                   <wp:effectExtent l="0" t="0" r="0" b="0"/>
                   <wp:docPr id="21" name="Picture"/>
                   <wp:cNvGraphicFramePr/>
@@ -4865,7 +4865,7 @@
                         <pic:spPr bwMode="auto">
                           <a:xfrm>
                             <a:off x="0" y="0"/>
-                            <a:ext cx="5334000" cy="2359269"/>
+                            <a:ext cx="7772400" cy="3437792"/>
                           </a:xfrm>
                           <a:prstGeom prst="rect">
                             <a:avLst/>
@@ -7696,7 +7696,7 @@
               </w:rPr>
               <w:drawing>
                 <wp:inline distT="0" distB="0" distL="0" distR="0" wp14:anchorId="27E6138A" wp14:editId="408864C8">
-                  <wp:extent cx="152400" cy="152400"/>
+                  <wp:extent cx="304800" cy="304800"/>
                   <wp:effectExtent l="0" t="0" r="0" b="0"/>
                   <wp:docPr id="31" name="Picture"/>
                   <wp:cNvGraphicFramePr/>
@@ -7718,7 +7718,7 @@
                         <pic:spPr bwMode="auto">
                           <a:xfrm>
                             <a:off x="0" y="0"/>
-                            <a:ext cx="152400" cy="152400"/>
+                            <a:ext cx="304800" cy="304800"/>
                           </a:xfrm>
                           <a:prstGeom prst="rect">
                             <a:avLst/>
@@ -7890,7 +7890,7 @@
               </w:rPr>
               <w:drawing>
                 <wp:inline distT="0" distB="0" distL="0" distR="0" wp14:anchorId="4B8F29B8" wp14:editId="4E40423F">
-                  <wp:extent cx="5334000" cy="1641230"/>
+                  <wp:extent cx="7772400" cy="2391507"/>
                   <wp:effectExtent l="0" t="0" r="0" b="0"/>
                   <wp:docPr id="36" name="Picture"/>
                   <wp:cNvGraphicFramePr/>
@@ -7912,7 +7912,7 @@
                         <pic:spPr bwMode="auto">
                           <a:xfrm>
                             <a:off x="0" y="0"/>
-                            <a:ext cx="5334000" cy="1641230"/>
+                            <a:ext cx="7772400" cy="2391507"/>
                           </a:xfrm>
                           <a:prstGeom prst="rect">
                             <a:avLst/>
@@ -12094,7 +12094,7 @@
               </w:rPr>
               <w:drawing>
                 <wp:inline distT="0" distB="0" distL="0" distR="0" wp14:anchorId="123A52E4" wp14:editId="628AACCC">
-                  <wp:extent cx="5334000" cy="1641230"/>
+                  <wp:extent cx="7772400" cy="2391507"/>
                   <wp:effectExtent l="0" t="0" r="0" b="0"/>
                   <wp:docPr id="59" name="Picture"/>
                   <wp:cNvGraphicFramePr/>
@@ -12116,7 +12116,7 @@
                         <pic:spPr bwMode="auto">
                           <a:xfrm>
                             <a:off x="0" y="0"/>
-                            <a:ext cx="5334000" cy="1641230"/>
+                            <a:ext cx="7772400" cy="2391507"/>
                           </a:xfrm>
                           <a:prstGeom prst="rect">
                             <a:avLst/>
@@ -14407,7 +14407,7 @@
               </w:rPr>
               <w:drawing>
                 <wp:inline distT="0" distB="0" distL="0" distR="0" wp14:anchorId="7D14023F" wp14:editId="03A7198F">
-                  <wp:extent cx="152400" cy="152400"/>
+                  <wp:extent cx="304800" cy="304800"/>
                   <wp:effectExtent l="0" t="0" r="0" b="0"/>
                   <wp:docPr id="66" name="Picture"/>
                   <wp:cNvGraphicFramePr/>
@@ -14429,7 +14429,7 @@
                         <pic:spPr bwMode="auto">
                           <a:xfrm>
                             <a:off x="0" y="0"/>
-                            <a:ext cx="152400" cy="152400"/>
+                            <a:ext cx="304800" cy="304800"/>
                           </a:xfrm>
                           <a:prstGeom prst="rect">
                             <a:avLst/>
@@ -15394,7 +15394,7 @@
               </w:rPr>
               <w:drawing>
                 <wp:inline distT="0" distB="0" distL="0" distR="0" wp14:anchorId="3C8C415D" wp14:editId="6BB47263">
-                  <wp:extent cx="152400" cy="152400"/>
+                  <wp:extent cx="304800" cy="304800"/>
                   <wp:effectExtent l="0" t="0" r="0" b="0"/>
                   <wp:docPr id="72" name="Picture"/>
                   <wp:cNvGraphicFramePr/>
@@ -15416,7 +15416,7 @@
                         <pic:spPr bwMode="auto">
                           <a:xfrm>
                             <a:off x="0" y="0"/>
-                            <a:ext cx="152400" cy="152400"/>
+                            <a:ext cx="304800" cy="304800"/>
                           </a:xfrm>
                           <a:prstGeom prst="rect">
                             <a:avLst/>
@@ -16941,7 +16941,7 @@
               </w:rPr>
               <w:drawing>
                 <wp:inline distT="0" distB="0" distL="0" distR="0" wp14:anchorId="0495257F" wp14:editId="68CC3168">
-                  <wp:extent cx="152400" cy="152400"/>
+                  <wp:extent cx="304800" cy="304800"/>
                   <wp:effectExtent l="0" t="0" r="0" b="0"/>
                   <wp:docPr id="77" name="Picture"/>
                   <wp:cNvGraphicFramePr/>
@@ -16963,7 +16963,7 @@
                         <pic:spPr bwMode="auto">
                           <a:xfrm>
                             <a:off x="0" y="0"/>
-                            <a:ext cx="152400" cy="152400"/>
+                            <a:ext cx="304800" cy="304800"/>
                           </a:xfrm>
                           <a:prstGeom prst="rect">
                             <a:avLst/>
@@ -17107,7 +17107,7 @@
               </w:rPr>
               <w:drawing>
                 <wp:inline distT="0" distB="0" distL="0" distR="0" wp14:anchorId="7C904C6D" wp14:editId="46D0F625">
-                  <wp:extent cx="5334000" cy="3093720"/>
+                  <wp:extent cx="7772400" cy="4507992"/>
                   <wp:effectExtent l="0" t="0" r="0" b="0"/>
                   <wp:docPr id="82" name="Picture"/>
                   <wp:cNvGraphicFramePr/>
@@ -17129,7 +17129,7 @@
                         <pic:spPr bwMode="auto">
                           <a:xfrm>
                             <a:off x="0" y="0"/>
-                            <a:ext cx="5334000" cy="3093720"/>
+                            <a:ext cx="7772400" cy="4507992"/>
                           </a:xfrm>
                           <a:prstGeom prst="rect">
                             <a:avLst/>
@@ -19047,7 +19047,7 @@
               </w:rPr>
               <w:drawing>
                 <wp:inline distT="0" distB="0" distL="0" distR="0" wp14:anchorId="17509D5D" wp14:editId="0AB1B242">
-                  <wp:extent cx="152400" cy="152400"/>
+                  <wp:extent cx="304800" cy="304800"/>
                   <wp:effectExtent l="0" t="0" r="0" b="0"/>
                   <wp:docPr id="85" name="Picture"/>
                   <wp:cNvGraphicFramePr/>
@@ -19069,7 +19069,7 @@
                         <pic:spPr bwMode="auto">
                           <a:xfrm>
                             <a:off x="0" y="0"/>
-                            <a:ext cx="152400" cy="152400"/>
+                            <a:ext cx="304800" cy="304800"/>
                           </a:xfrm>
                           <a:prstGeom prst="rect">
                             <a:avLst/>
@@ -19292,7 +19292,7 @@
         <w:numRestart w:val="eachSect"/>
       </w:footnotePr>
       <w:pgSz w:w="12240" w:h="15840"/>
-      <w:pgMar w:top="1440" w:right="1440" w:bottom="1440" w:left="1440" w:header="720" w:footer="720" w:gutter="0"/>
+      <w:pgMar w:top="720" w:right="720" w:bottom="720" w:left="720" w:header="720" w:footer="720" w:gutter="0"/>
       <w:cols w:space="720"/>
     </w:sectPr>
   </w:body>
